--- a/rapports/2026-06-06/EQ14/EQ14_enq1_v2/DR_malforme_1_11202E_11/82-52-53-94.docx
+++ b/rapports/2026-06-06/EQ14/EQ14_enq1_v2/DR_malforme_1_11202E_11/82-52-53-94.docx
@@ -297,7 +297,7 @@
           <w:color w:val="1F6FEB"/>
           <w:sz w:val="22"/>
         </w:rPr>
-        <w:t>⚠ INCOHÉRENCES À CORRIGER (276)</w:t>
+        <w:t>⚠ INCOHÉRENCES À CORRIGER (269)</w:t>
       </w:r>
     </w:p>
     <w:tbl>
@@ -845,7 +845,7 @@
                 <w:i w:val="0"/>
                 <w:sz w:val="17"/>
               </w:rPr>
-              <w:t>Incohérence!!! seulement les écoles privées paient les frais de scolarité (y compris les frais d'inscription).</w:t>
+              <w:t>Incohérent!! Le niveau d'instruction déclaré par l'un des enfants () au niveau de la section 1 de KADIATOU ALIOU SY diffère de celui donné par KADIATOU ALIOU SY lui-même qui affirme ne pas avoir frequenté l'école formelle.</w:t>
             </w:r>
           </w:p>
         </w:tc>
@@ -968,7 +968,7 @@
                 <w:i w:val="0"/>
                 <w:sz w:val="16"/>
               </w:rPr>
-              <w:t>S02</w:t>
+              <w:t>S03</w:t>
               <w:br/>
             </w:r>
             <w:r>
@@ -978,7 +978,7 @@
                 <w:color w:val="64748B"/>
                 <w:sz w:val="14"/>
               </w:rPr>
-              <w:t>Éducation</w:t>
+              <w:t>Santé</w:t>
             </w:r>
           </w:p>
         </w:tc>
@@ -994,7 +994,7 @@
                 <w:color w:val="16A34A"/>
                 <w:sz w:val="16"/>
               </w:rPr>
-              <w:t>—</w:t>
+              <w:t>s03q29</w:t>
             </w:r>
           </w:p>
         </w:tc>
@@ -1025,7 +1025,7 @@
                 <w:i w:val="0"/>
                 <w:sz w:val="17"/>
               </w:rPr>
-              <w:t>Incohérent!! Le niveau d'instruction déclaré par l'un des enfants () au niveau de la section 1 de KADIATOU ALIOU SY diffère de celui donné par KADIATOU ALIOU SY lui-même qui affirme ne pas avoir frequenté l'école formelle.</w:t>
+              <w:t>Incoherence!!! KADIATOU ALIOU SY a supporté des frais pour appareils médicaux thérapeutiques tels que des béquilles, chaise roulante, prothèse dentaire, lunettes médicales etc (3.30=Oui) mais la depense liée à ce frais est nulle 0 ou ne sait pas dans la question (s03q29).</w:t>
             </w:r>
           </w:p>
         </w:tc>
@@ -1115,7 +1115,7 @@
                 <w:i w:val="0"/>
                 <w:sz w:val="17"/>
               </w:rPr>
-              <w:t>Incoherence!!! KADIATOU ALIOU SY a supporté des frais pour appareils médicaux thérapeutiques tels que des béquilles, chaise roulante, prothèse dentaire, lunettes médicales etc (3.30=Oui) mais la depense liée à ce frais est nulle 0 ou ne sait pas dans la question (s03q29).</w:t>
+              <w:t>Incoherence!!! KADIATOU ALIOU SY a supporté des frais de vaccination, circoncision ou bilan de santé (check up) au cours des 12 derniers mois (3.33=Oui) mais la depense liée à ce frais est nulle 0 ou ne sait pas dans la question (s03q29).</w:t>
             </w:r>
           </w:p>
         </w:tc>
@@ -1148,7 +1148,7 @@
                 <w:i w:val="0"/>
                 <w:sz w:val="16"/>
               </w:rPr>
-              <w:t>S03</w:t>
+              <w:t>S11</w:t>
               <w:br/>
             </w:r>
             <w:r>
@@ -1158,7 +1158,7 @@
                 <w:color w:val="64748B"/>
                 <w:sz w:val="14"/>
               </w:rPr>
-              <w:t>Santé</w:t>
+              <w:t>Logement / cadre de vie</w:t>
             </w:r>
           </w:p>
         </w:tc>
@@ -1174,7 +1174,7 @@
                 <w:color w:val="16A34A"/>
                 <w:sz w:val="16"/>
               </w:rPr>
-              <w:t>s03q29</w:t>
+              <w:t>s01q03a, s01q03b, s01q03c, s11q32, s11q36, s11q36_code</w:t>
             </w:r>
           </w:p>
         </w:tc>
@@ -1205,7 +1205,7 @@
                 <w:i w:val="0"/>
                 <w:sz w:val="17"/>
               </w:rPr>
-              <w:t>Incoherence!!! KADIATOU ALIOU SY a supporté des frais de vaccination, circoncision ou bilan de santé (check up) au cours des 12 derniers mois (3.33=Oui) mais la depense liée à ce frais est nulle 0 ou ne sait pas dans la question (s03q29).</w:t>
+              <w:t>Le ménage  est connecté à un réseau électrique donc à accès à l'électricité avec EDM malgré qu'elle ne soit pas disponible à 100%, le même ménage déclare comme principale source d'éclairage du logement la Autre (à préciser) qui est incohérent.</w:t>
             </w:r>
           </w:p>
         </w:tc>
@@ -1220,10 +1220,10 @@
               <w:rPr>
                 <w:b/>
                 <w:i w:val="0"/>
-                <w:color w:val="DC2626"/>
-                <w:sz w:val="16"/>
-              </w:rPr>
-              <w:t>Haute</w:t>
+                <w:color w:val="EA580C"/>
+                <w:sz w:val="16"/>
+              </w:rPr>
+              <w:t>Moyenne</w:t>
             </w:r>
           </w:p>
         </w:tc>
@@ -1238,7 +1238,7 @@
                 <w:i w:val="0"/>
                 <w:sz w:val="16"/>
               </w:rPr>
-              <w:t>S11</w:t>
+              <w:t>S00</w:t>
               <w:br/>
             </w:r>
             <w:r>
@@ -1248,7 +1248,7 @@
                 <w:color w:val="64748B"/>
                 <w:sz w:val="14"/>
               </w:rPr>
-              <w:t>Logement / cadre de vie</w:t>
+              <w:t>Identification</w:t>
             </w:r>
           </w:p>
         </w:tc>
@@ -1264,7 +1264,7 @@
                 <w:color w:val="16A34A"/>
                 <w:sz w:val="16"/>
               </w:rPr>
-              <w:t>s01q03a, s01q03b, s01q03c, s11q32, s11q36, s11q36_code</w:t>
+              <w:t>—</w:t>
             </w:r>
           </w:p>
         </w:tc>
@@ -1295,7 +1295,7 @@
                 <w:i w:val="0"/>
                 <w:sz w:val="17"/>
               </w:rPr>
-              <w:t>Le ménage  est connecté à un réseau électrique donc à accès à l'électricité avec EDM malgré qu'elle ne soit pas disponible à 100%, le même ménage déclare comme principale source d'éclairage du logement la Autre (à préciser) qui est incohérent.</w:t>
+              <w:t>L'adresse ou la localisation du ménage doit être bien renseignée, ne doit pas contenir des numéros de téléphone et elle semble courte pour être une adresse.</w:t>
             </w:r>
           </w:p>
         </w:tc>
@@ -1385,7 +1385,7 @@
                 <w:i w:val="0"/>
                 <w:sz w:val="17"/>
               </w:rPr>
-              <w:t>L'adresse ou la localisation du ménage doit être bien renseignée, ne doit pas contenir des numéros de téléphone et elle semble courte pour être une adresse.</w:t>
+              <w:t>Prière de renseigner la bonne adresse.</w:t>
             </w:r>
           </w:p>
         </w:tc>
@@ -1418,7 +1418,7 @@
                 <w:i w:val="0"/>
                 <w:sz w:val="16"/>
               </w:rPr>
-              <w:t>S00</w:t>
+              <w:t>S01</w:t>
               <w:br/>
             </w:r>
             <w:r>
@@ -1428,7 +1428,7 @@
                 <w:color w:val="64748B"/>
                 <w:sz w:val="14"/>
               </w:rPr>
-              <w:t>Identification</w:t>
+              <w:t>Démographie</w:t>
             </w:r>
           </w:p>
         </w:tc>
@@ -1475,7 +1475,7 @@
                 <w:i w:val="0"/>
                 <w:sz w:val="17"/>
               </w:rPr>
-              <w:t>Prière de renseigner la bonne adresse.</w:t>
+              <w:t>Prière de verifier l'information donnée par HOULY BA ou corriger au niveau de la section 1.</w:t>
             </w:r>
           </w:p>
         </w:tc>
@@ -1565,7 +1565,7 @@
                 <w:i w:val="0"/>
                 <w:sz w:val="17"/>
               </w:rPr>
-              <w:t>Prière de verifier l'information donnée par HOULY BA ou corriger au niveau de la section 1.</w:t>
+              <w:t>Prière de verifier l'information donnée par KALIDOU BA ou corriger au niveau de la section 1.</w:t>
             </w:r>
           </w:p>
         </w:tc>
@@ -1655,7 +1655,7 @@
                 <w:i w:val="0"/>
                 <w:sz w:val="17"/>
               </w:rPr>
-              <w:t>Prière de verifier l'information donnée par KALIDOU BA ou corriger au niveau de la section 1.</w:t>
+              <w:t>Dans le cas contraire rassurez vous que c'est bien son fils/fille biologique.</w:t>
             </w:r>
           </w:p>
         </w:tc>
@@ -1745,7 +1745,7 @@
                 <w:i w:val="0"/>
                 <w:sz w:val="17"/>
               </w:rPr>
-              <w:t>Dans le cas contraire rassurez vous que c'est bien son fils/fille biologique.</w:t>
+              <w:t>Prière de verifier l'information donnée par DIAO BA ou corriger au niveau de la section 1.</w:t>
             </w:r>
           </w:p>
         </w:tc>
@@ -1804,7 +1804,7 @@
                 <w:color w:val="16A34A"/>
                 <w:sz w:val="16"/>
               </w:rPr>
-              <w:t>—</w:t>
+              <w:t>s01q10_1</w:t>
             </w:r>
           </w:p>
         </w:tc>
@@ -1835,7 +1835,7 @@
                 <w:i w:val="0"/>
                 <w:sz w:val="17"/>
               </w:rPr>
-              <w:t>Prière de verifier l'information donnée par DIAO BA ou corriger au niveau de la section 1.</w:t>
+              <w:t>La taille du ménage lors de l'enquête principale (8) de ce ménage est inférieur à la taille du denombrement (12), prière de fournir des explications concrètes ou aller revisiter le ménage.</w:t>
             </w:r>
           </w:p>
         </w:tc>
@@ -1894,7 +1894,7 @@
                 <w:color w:val="16A34A"/>
                 <w:sz w:val="16"/>
               </w:rPr>
-              <w:t>s00q27, s01q03a, s01q03b, s01q03c, s01q00b</w:t>
+              <w:t>s01q33</w:t>
             </w:r>
           </w:p>
         </w:tc>
@@ -1910,7 +1910,7 @@
                 <w:color w:val="64748B"/>
                 <w:sz w:val="16"/>
               </w:rPr>
-              <w:t>GT-CQ</w:t>
+              <w:t>Natif SuSo</w:t>
             </w:r>
           </w:p>
         </w:tc>
@@ -1925,637 +1925,7 @@
                 <w:i w:val="0"/>
                 <w:sz w:val="17"/>
               </w:rPr>
-              <w:t>Les informations sur l'acte de naissance (ni Jours, ni mois et ni années) de  KADIATOU ALIOU SY  manquent, s'il vous plait pouvez-vous fournir d'effort pour avoir ces informations.</w:t>
-            </w:r>
-          </w:p>
-        </w:tc>
-      </w:tr>
-      <w:tr>
-        <w:tc>
-          <w:tcPr>
-            <w:tcW w:type="dxa" w:w="964"/>
-          </w:tcPr>
-          <w:p>
-            <w:r>
-              <w:rPr>
-                <w:b/>
-                <w:i w:val="0"/>
-                <w:color w:val="EA580C"/>
-                <w:sz w:val="16"/>
-              </w:rPr>
-              <w:t>Moyenne</w:t>
-            </w:r>
-          </w:p>
-        </w:tc>
-        <w:tc>
-          <w:tcPr>
-            <w:tcW w:type="dxa" w:w="1247"/>
-          </w:tcPr>
-          <w:p>
-            <w:r>
-              <w:rPr>
-                <w:b/>
-                <w:i w:val="0"/>
-                <w:sz w:val="16"/>
-              </w:rPr>
-              <w:t>S01</w:t>
-              <w:br/>
-            </w:r>
-            <w:r>
-              <w:rPr>
-                <w:b w:val="0"/>
-                <w:i w:val="0"/>
-                <w:color w:val="64748B"/>
-                <w:sz w:val="14"/>
-              </w:rPr>
-              <w:t>Démographie</w:t>
-            </w:r>
-          </w:p>
-        </w:tc>
-        <w:tc>
-          <w:tcPr>
-            <w:tcW w:type="dxa" w:w="1531"/>
-          </w:tcPr>
-          <w:p>
-            <w:r>
-              <w:rPr>
-                <w:b/>
-                <w:i w:val="0"/>
-                <w:color w:val="16A34A"/>
-                <w:sz w:val="16"/>
-              </w:rPr>
-              <w:t>s01q10_1</w:t>
-            </w:r>
-          </w:p>
-        </w:tc>
-        <w:tc>
-          <w:tcPr>
-            <w:tcW w:type="dxa" w:w="1191"/>
-          </w:tcPr>
-          <w:p>
-            <w:r>
-              <w:rPr>
-                <w:b w:val="0"/>
-                <w:i w:val="0"/>
-                <w:color w:val="64748B"/>
-                <w:sz w:val="16"/>
-              </w:rPr>
-              <w:t>GT-CQ</w:t>
-            </w:r>
-          </w:p>
-        </w:tc>
-        <w:tc>
-          <w:tcPr>
-            <w:tcW w:type="dxa" w:w="4706"/>
-          </w:tcPr>
-          <w:p>
-            <w:r>
-              <w:rPr>
-                <w:b w:val="0"/>
-                <w:i w:val="0"/>
-                <w:sz w:val="17"/>
-              </w:rPr>
-              <w:t>La taille du ménage lors de l'enquête principale (8) de ce ménage est inférieur à la taille du denombrement (12), prière de fournir des explications concrètes ou aller revisiter le ménage.</w:t>
-            </w:r>
-          </w:p>
-        </w:tc>
-      </w:tr>
-      <w:tr>
-        <w:tc>
-          <w:tcPr>
-            <w:tcW w:type="dxa" w:w="964"/>
-          </w:tcPr>
-          <w:p>
-            <w:r>
-              <w:rPr>
-                <w:b/>
-                <w:i w:val="0"/>
-                <w:color w:val="EA580C"/>
-                <w:sz w:val="16"/>
-              </w:rPr>
-              <w:t>Moyenne</w:t>
-            </w:r>
-          </w:p>
-        </w:tc>
-        <w:tc>
-          <w:tcPr>
-            <w:tcW w:type="dxa" w:w="1247"/>
-          </w:tcPr>
-          <w:p>
-            <w:r>
-              <w:rPr>
-                <w:b/>
-                <w:i w:val="0"/>
-                <w:sz w:val="16"/>
-              </w:rPr>
-              <w:t>S01</w:t>
-              <w:br/>
-            </w:r>
-            <w:r>
-              <w:rPr>
-                <w:b w:val="0"/>
-                <w:i w:val="0"/>
-                <w:color w:val="64748B"/>
-                <w:sz w:val="14"/>
-              </w:rPr>
-              <w:t>Démographie</w:t>
-            </w:r>
-          </w:p>
-        </w:tc>
-        <w:tc>
-          <w:tcPr>
-            <w:tcW w:type="dxa" w:w="1531"/>
-          </w:tcPr>
-          <w:p>
-            <w:r>
-              <w:rPr>
-                <w:b/>
-                <w:i w:val="0"/>
-                <w:color w:val="16A34A"/>
-                <w:sz w:val="16"/>
-              </w:rPr>
-              <w:t>s01q33</w:t>
-            </w:r>
-          </w:p>
-        </w:tc>
-        <w:tc>
-          <w:tcPr>
-            <w:tcW w:type="dxa" w:w="1191"/>
-          </w:tcPr>
-          <w:p>
-            <w:r>
-              <w:rPr>
-                <w:b w:val="0"/>
-                <w:i w:val="0"/>
-                <w:color w:val="64748B"/>
-                <w:sz w:val="16"/>
-              </w:rPr>
-              <w:t>Natif SuSo</w:t>
-            </w:r>
-          </w:p>
-        </w:tc>
-        <w:tc>
-          <w:tcPr>
-            <w:tcW w:type="dxa" w:w="4706"/>
-          </w:tcPr>
-          <w:p>
-            <w:r>
-              <w:rPr>
-                <w:b w:val="0"/>
-                <w:i w:val="0"/>
-                <w:sz w:val="17"/>
-              </w:rPr>
               <w:t>Attention! %rostertitle% est personne non apparentée au CM/Conjoint ou domestique mais la personne sélectionnée n'a pas été déclarée en 1.02 comme étant personne non apparentée au CM/Conjoint ou domestique. Veuillez corriger.</w:t>
-            </w:r>
-          </w:p>
-        </w:tc>
-      </w:tr>
-      <w:tr>
-        <w:tc>
-          <w:tcPr>
-            <w:tcW w:type="dxa" w:w="964"/>
-          </w:tcPr>
-          <w:p>
-            <w:r>
-              <w:rPr>
-                <w:b/>
-                <w:i w:val="0"/>
-                <w:color w:val="EA580C"/>
-                <w:sz w:val="16"/>
-              </w:rPr>
-              <w:t>Moyenne</w:t>
-            </w:r>
-          </w:p>
-        </w:tc>
-        <w:tc>
-          <w:tcPr>
-            <w:tcW w:type="dxa" w:w="1247"/>
-          </w:tcPr>
-          <w:p>
-            <w:r>
-              <w:rPr>
-                <w:b/>
-                <w:i w:val="0"/>
-                <w:sz w:val="16"/>
-              </w:rPr>
-              <w:t>S02</w:t>
-              <w:br/>
-            </w:r>
-            <w:r>
-              <w:rPr>
-                <w:b w:val="0"/>
-                <w:i w:val="0"/>
-                <w:color w:val="64748B"/>
-                <w:sz w:val="14"/>
-              </w:rPr>
-              <w:t>Éducation</w:t>
-            </w:r>
-          </w:p>
-        </w:tc>
-        <w:tc>
-          <w:tcPr>
-            <w:tcW w:type="dxa" w:w="1531"/>
-          </w:tcPr>
-          <w:p>
-            <w:r>
-              <w:rPr>
-                <w:b/>
-                <w:i w:val="0"/>
-                <w:color w:val="16A34A"/>
-                <w:sz w:val="16"/>
-              </w:rPr>
-              <w:t>—</w:t>
-            </w:r>
-          </w:p>
-        </w:tc>
-        <w:tc>
-          <w:tcPr>
-            <w:tcW w:type="dxa" w:w="1191"/>
-          </w:tcPr>
-          <w:p>
-            <w:r>
-              <w:rPr>
-                <w:b w:val="0"/>
-                <w:i w:val="0"/>
-                <w:color w:val="64748B"/>
-                <w:sz w:val="16"/>
-              </w:rPr>
-              <w:t>GT-CQ</w:t>
-            </w:r>
-          </w:p>
-        </w:tc>
-        <w:tc>
-          <w:tcPr>
-            <w:tcW w:type="dxa" w:w="4706"/>
-          </w:tcPr>
-          <w:p>
-            <w:r>
-              <w:rPr>
-                <w:b w:val="0"/>
-                <w:i w:val="0"/>
-                <w:sz w:val="17"/>
-              </w:rPr>
-              <w:t>veuillez, s'il vous plait, confirmer les frais de scolarité ( 1000 FCFA) payée de DIOULDE TALL avec le QG ou apporter les corrections nécessaires.</w:t>
-            </w:r>
-          </w:p>
-        </w:tc>
-      </w:tr>
-      <w:tr>
-        <w:tc>
-          <w:tcPr>
-            <w:tcW w:type="dxa" w:w="964"/>
-          </w:tcPr>
-          <w:p>
-            <w:r>
-              <w:rPr>
-                <w:b/>
-                <w:i w:val="0"/>
-                <w:color w:val="EA580C"/>
-                <w:sz w:val="16"/>
-              </w:rPr>
-              <w:t>Moyenne</w:t>
-            </w:r>
-          </w:p>
-        </w:tc>
-        <w:tc>
-          <w:tcPr>
-            <w:tcW w:type="dxa" w:w="1247"/>
-          </w:tcPr>
-          <w:p>
-            <w:r>
-              <w:rPr>
-                <w:b/>
-                <w:i w:val="0"/>
-                <w:sz w:val="16"/>
-              </w:rPr>
-              <w:t>S02</w:t>
-              <w:br/>
-            </w:r>
-            <w:r>
-              <w:rPr>
-                <w:b w:val="0"/>
-                <w:i w:val="0"/>
-                <w:color w:val="64748B"/>
-                <w:sz w:val="14"/>
-              </w:rPr>
-              <w:t>Éducation</w:t>
-            </w:r>
-          </w:p>
-        </w:tc>
-        <w:tc>
-          <w:tcPr>
-            <w:tcW w:type="dxa" w:w="1531"/>
-          </w:tcPr>
-          <w:p>
-            <w:r>
-              <w:rPr>
-                <w:b/>
-                <w:i w:val="0"/>
-                <w:color w:val="16A34A"/>
-                <w:sz w:val="16"/>
-              </w:rPr>
-              <w:t>—</w:t>
-            </w:r>
-          </w:p>
-        </w:tc>
-        <w:tc>
-          <w:tcPr>
-            <w:tcW w:type="dxa" w:w="1191"/>
-          </w:tcPr>
-          <w:p>
-            <w:r>
-              <w:rPr>
-                <w:b w:val="0"/>
-                <w:i w:val="0"/>
-                <w:color w:val="64748B"/>
-                <w:sz w:val="16"/>
-              </w:rPr>
-              <w:t>GT-CQ</w:t>
-            </w:r>
-          </w:p>
-        </w:tc>
-        <w:tc>
-          <w:tcPr>
-            <w:tcW w:type="dxa" w:w="4706"/>
-          </w:tcPr>
-          <w:p>
-            <w:r>
-              <w:rPr>
-                <w:b w:val="0"/>
-                <w:i w:val="0"/>
-                <w:sz w:val="17"/>
-              </w:rPr>
-              <w:t>veuillez, s'il vous plait, confirmer les frais de scolarité ( 5000 FCFA) payée de KALIDOU BA avec le QG ou apporter les corrections nécessaires.</w:t>
-            </w:r>
-          </w:p>
-        </w:tc>
-      </w:tr>
-      <w:tr>
-        <w:tc>
-          <w:tcPr>
-            <w:tcW w:type="dxa" w:w="964"/>
-          </w:tcPr>
-          <w:p>
-            <w:r>
-              <w:rPr>
-                <w:b/>
-                <w:i w:val="0"/>
-                <w:color w:val="EA580C"/>
-                <w:sz w:val="16"/>
-              </w:rPr>
-              <w:t>Moyenne</w:t>
-            </w:r>
-          </w:p>
-        </w:tc>
-        <w:tc>
-          <w:tcPr>
-            <w:tcW w:type="dxa" w:w="1247"/>
-          </w:tcPr>
-          <w:p>
-            <w:r>
-              <w:rPr>
-                <w:b/>
-                <w:i w:val="0"/>
-                <w:sz w:val="16"/>
-              </w:rPr>
-              <w:t>S02</w:t>
-              <w:br/>
-            </w:r>
-            <w:r>
-              <w:rPr>
-                <w:b w:val="0"/>
-                <w:i w:val="0"/>
-                <w:color w:val="64748B"/>
-                <w:sz w:val="14"/>
-              </w:rPr>
-              <w:t>Éducation</w:t>
-            </w:r>
-          </w:p>
-        </w:tc>
-        <w:tc>
-          <w:tcPr>
-            <w:tcW w:type="dxa" w:w="1531"/>
-          </w:tcPr>
-          <w:p>
-            <w:r>
-              <w:rPr>
-                <w:b/>
-                <w:i w:val="0"/>
-                <w:color w:val="16A34A"/>
-                <w:sz w:val="16"/>
-              </w:rPr>
-              <w:t>—</w:t>
-            </w:r>
-          </w:p>
-        </w:tc>
-        <w:tc>
-          <w:tcPr>
-            <w:tcW w:type="dxa" w:w="1191"/>
-          </w:tcPr>
-          <w:p>
-            <w:r>
-              <w:rPr>
-                <w:b w:val="0"/>
-                <w:i w:val="0"/>
-                <w:color w:val="64748B"/>
-                <w:sz w:val="16"/>
-              </w:rPr>
-              <w:t>GT-CQ</w:t>
-            </w:r>
-          </w:p>
-        </w:tc>
-        <w:tc>
-          <w:tcPr>
-            <w:tcW w:type="dxa" w:w="4706"/>
-          </w:tcPr>
-          <w:p>
-            <w:r>
-              <w:rPr>
-                <w:b w:val="0"/>
-                <w:i w:val="0"/>
-                <w:sz w:val="17"/>
-              </w:rPr>
-              <w:t>veuillez, s'il vous plait, confirmer les frais de scolarité ( 7000 FCFA) payée de GALO BA avec le QG ou apporter les corrections nécessaires.</w:t>
-            </w:r>
-          </w:p>
-        </w:tc>
-      </w:tr>
-      <w:tr>
-        <w:tc>
-          <w:tcPr>
-            <w:tcW w:type="dxa" w:w="964"/>
-          </w:tcPr>
-          <w:p>
-            <w:r>
-              <w:rPr>
-                <w:b/>
-                <w:i w:val="0"/>
-                <w:color w:val="EA580C"/>
-                <w:sz w:val="16"/>
-              </w:rPr>
-              <w:t>Moyenne</w:t>
-            </w:r>
-          </w:p>
-        </w:tc>
-        <w:tc>
-          <w:tcPr>
-            <w:tcW w:type="dxa" w:w="1247"/>
-          </w:tcPr>
-          <w:p>
-            <w:r>
-              <w:rPr>
-                <w:b/>
-                <w:i w:val="0"/>
-                <w:sz w:val="16"/>
-              </w:rPr>
-              <w:t>S02</w:t>
-              <w:br/>
-            </w:r>
-            <w:r>
-              <w:rPr>
-                <w:b w:val="0"/>
-                <w:i w:val="0"/>
-                <w:color w:val="64748B"/>
-                <w:sz w:val="14"/>
-              </w:rPr>
-              <w:t>Éducation</w:t>
-            </w:r>
-          </w:p>
-        </w:tc>
-        <w:tc>
-          <w:tcPr>
-            <w:tcW w:type="dxa" w:w="1531"/>
-          </w:tcPr>
-          <w:p>
-            <w:r>
-              <w:rPr>
-                <w:b/>
-                <w:i w:val="0"/>
-                <w:color w:val="16A34A"/>
-                <w:sz w:val="16"/>
-              </w:rPr>
-              <w:t>—</w:t>
-            </w:r>
-          </w:p>
-        </w:tc>
-        <w:tc>
-          <w:tcPr>
-            <w:tcW w:type="dxa" w:w="1191"/>
-          </w:tcPr>
-          <w:p>
-            <w:r>
-              <w:rPr>
-                <w:b w:val="0"/>
-                <w:i w:val="0"/>
-                <w:color w:val="64748B"/>
-                <w:sz w:val="16"/>
-              </w:rPr>
-              <w:t>GT-CQ</w:t>
-            </w:r>
-          </w:p>
-        </w:tc>
-        <w:tc>
-          <w:tcPr>
-            <w:tcW w:type="dxa" w:w="4706"/>
-          </w:tcPr>
-          <w:p>
-            <w:r>
-              <w:rPr>
-                <w:b w:val="0"/>
-                <w:i w:val="0"/>
-                <w:sz w:val="17"/>
-              </w:rPr>
-              <w:t>veuillez, s'il vous plait, confirmer les frais de scolarité ( 7000 FCFA) payée de KADIA SIDIBE avec le QG ou apporter les corrections nécessaires.</w:t>
-            </w:r>
-          </w:p>
-        </w:tc>
-      </w:tr>
-      <w:tr>
-        <w:tc>
-          <w:tcPr>
-            <w:tcW w:type="dxa" w:w="964"/>
-          </w:tcPr>
-          <w:p>
-            <w:r>
-              <w:rPr>
-                <w:b/>
-                <w:i w:val="0"/>
-                <w:color w:val="EA580C"/>
-                <w:sz w:val="16"/>
-              </w:rPr>
-              <w:t>Moyenne</w:t>
-            </w:r>
-          </w:p>
-        </w:tc>
-        <w:tc>
-          <w:tcPr>
-            <w:tcW w:type="dxa" w:w="1247"/>
-          </w:tcPr>
-          <w:p>
-            <w:r>
-              <w:rPr>
-                <w:b/>
-                <w:i w:val="0"/>
-                <w:sz w:val="16"/>
-              </w:rPr>
-              <w:t>S02</w:t>
-              <w:br/>
-            </w:r>
-            <w:r>
-              <w:rPr>
-                <w:b w:val="0"/>
-                <w:i w:val="0"/>
-                <w:color w:val="64748B"/>
-                <w:sz w:val="14"/>
-              </w:rPr>
-              <w:t>Éducation</w:t>
-            </w:r>
-          </w:p>
-        </w:tc>
-        <w:tc>
-          <w:tcPr>
-            <w:tcW w:type="dxa" w:w="1531"/>
-          </w:tcPr>
-          <w:p>
-            <w:r>
-              <w:rPr>
-                <w:b/>
-                <w:i w:val="0"/>
-                <w:color w:val="16A34A"/>
-                <w:sz w:val="16"/>
-              </w:rPr>
-              <w:t>—</w:t>
-            </w:r>
-          </w:p>
-        </w:tc>
-        <w:tc>
-          <w:tcPr>
-            <w:tcW w:type="dxa" w:w="1191"/>
-          </w:tcPr>
-          <w:p>
-            <w:r>
-              <w:rPr>
-                <w:b w:val="0"/>
-                <w:i w:val="0"/>
-                <w:color w:val="64748B"/>
-                <w:sz w:val="16"/>
-              </w:rPr>
-              <w:t>GT-CQ</w:t>
-            </w:r>
-          </w:p>
-        </w:tc>
-        <w:tc>
-          <w:tcPr>
-            <w:tcW w:type="dxa" w:w="4706"/>
-          </w:tcPr>
-          <w:p>
-            <w:r>
-              <w:rPr>
-                <w:b w:val="0"/>
-                <w:i w:val="0"/>
-                <w:sz w:val="17"/>
-              </w:rPr>
-              <w:t>veuillez, s'il vous plait, confirmer les frais de scolarité ( 1000 FCFA) payée de HOULY BA avec le QG ou apporter les corrections nécessaires.</w:t>
             </w:r>
           </w:p>
         </w:tc>
